--- a/LLDD/word/Jobs/LLDD-BE-Job-9-SyncNewStoreToDocument.docx
+++ b/LLDD/word/Jobs/LLDD-BE-Job-9-SyncNewStoreToDocument.docx
@@ -1511,7 +1511,16 @@
         <w:t>@Cron</w:t>
       </w:r>
       <w:r>
-        <w:t xml:space="preserve">) · ทุก job ถูกบันทึกลง </w:t>
+        <w:t xml:space="preserve">) — </w:t>
+      </w:r>
+      <w:r>
+        <w:rPr>
+          <w:b/>
+        </w:rPr>
+        <w:t>ยกเว้น job ที่เป็น event-driven (ดูหัวข้อ Config Schema ของ job นั้น) ซึ่งห้ามตั้ง schedule</w:t>
+      </w:r>
+      <w:r>
+        <w:t xml:space="preserve"> · ทุก job ถูกบันทึกลง </w:t>
       </w:r>
       <w:r>
         <w:rPr>
@@ -7063,7 +7072,7 @@
                 <w:rFonts w:ascii="Arial" w:hAnsi="Arial" w:eastAsia="Arial" w:cs="Tahoma"/>
                 <w:sz w:val="18"/>
               </w:rPr>
-              <w:t>ไม่มีตาราง job_run_histories แล้ว · ไฟล์/ACK ดูที่ sgi_interface_transactions</w:t>
+              <w:t>ไม่มีตาราง job_run_histories แล้ว · ผลการรับส่งไฟล์/ข้อความดูที่ sgi_interface_transactions</w:t>
             </w:r>
           </w:p>
         </w:tc>
@@ -7834,16 +7843,34 @@
         <w:t>publishMessage</w:t>
       </w:r>
       <w:r>
-        <w:t xml:space="preserve"> เป็น fire-and-forget ไม่มี publisher confirm/outbox — งานที่ต้องการ </w:t>
+        <w:t xml:space="preserve"> เป็น fire-and-forget </w:t>
       </w:r>
       <w:r>
         <w:rPr>
           <w:b/>
         </w:rPr>
-        <w:t>transactional outbox + ACK</w:t>
+        <w:t>ไม่มี publisher confirm และไม่มี outbox</w:t>
       </w:r>
       <w:r>
-        <w:t xml:space="preserve"> (Job 6) ต้องสร้างกลไกเพิ่ม ไม่ใช่ reuse ตรง ๆ (4) ยังไม่มี entity/ตาราง </w:t>
+        <w:t xml:space="preserve"> — งานที่ต้องการ </w:t>
+      </w:r>
+      <w:r>
+        <w:rPr>
+          <w:b/>
+        </w:rPr>
+        <w:t>transactional outbox + publisher confirm</w:t>
+      </w:r>
+      <w:r>
+        <w:t xml:space="preserve"> (Job 6 · และ </w:t>
+      </w:r>
+      <w:r>
+        <w:rPr>
+          <w:rFonts w:ascii="Courier New" w:hAnsi="Courier New" w:eastAsia="Courier New" w:cs="Tahoma"/>
+        </w:rPr>
+        <w:t>sgi_reflow</w:t>
+      </w:r>
+      <w:r>
+        <w:t xml:space="preserve"> ฝั่ง BE) ต้องสร้างกลไกเพิ่มเอง ไม่ใช่ reuse ได้เลย · ⚠️ ไม่มี ACK ระดับธุรกิจให้รอ (มติ 2026-09-08 ข้อ 2.13) (4) ยังไม่มี entity/ตาราง </w:t>
       </w:r>
       <w:r>
         <w:rPr>

--- a/LLDD/word/Jobs/LLDD-BE-Job-9-SyncNewStoreToDocument.docx
+++ b/LLDD/word/Jobs/LLDD-BE-Job-9-SyncNewStoreToDocument.docx
@@ -1898,7 +1898,7 @@
                 <w:rFonts w:ascii="Arial" w:hAnsi="Arial" w:eastAsia="Arial" w:cs="Tahoma"/>
                 <w:sz w:val="18"/>
               </w:rPr>
-              <w:t>30 17 7-31 * *</w:t>
+              <w:t>0 18 7-31 * *</w:t>
             </w:r>
           </w:p>
         </w:tc>
@@ -1948,7 +1948,15 @@
                 <w:rFonts w:ascii="Arial" w:hAnsi="Arial" w:eastAsia="Arial" w:cs="Tahoma"/>
                 <w:sz w:val="18"/>
               </w:rPr>
-              <w:t>ใช้รอบเดิม แต่ปลายทางเป็น DB ภายใน</w:t>
+              <w:t xml:space="preserve">เหลื่อมหลัง Job 8 (17:30) เพราะต้องรอ doc_no · </w:t>
+            </w:r>
+            <w:r>
+              <w:rPr>
+                <w:rFonts w:ascii="Arial" w:hAnsi="Arial" w:eastAsia="Arial" w:cs="Tahoma"/>
+                <w:b/>
+                <w:sz w:val="18"/>
+              </w:rPr>
+              <w:t>เวลาเหลื่อมไม่ใช่การรับประกัน — ต้องตั้ง dependency ที่ AWS Batch</w:t>
             </w:r>
           </w:p>
         </w:tc>
@@ -3882,7 +3890,25 @@
     <w:p/>
     <w:p>
       <w:r>
-        <w:t>Line ranges refer to the legacy Java implementation under /Users/bank_mac/gosoft/java/SBP/fcsJar. Use these ranges to preserve business behavior while implementing the target Node job.</w:t>
+        <w:t xml:space="preserve">Line ranges refer to the legacy Java implementation under </w:t>
+      </w:r>
+      <w:r>
+        <w:rPr>
+          <w:rFonts w:ascii="Courier New" w:hAnsi="Courier New" w:eastAsia="Courier New" w:cs="Tahoma"/>
+        </w:rPr>
+        <w:t>batchjob/fcsJar/</w:t>
+      </w:r>
+      <w:r>
+        <w:t xml:space="preserve"> (path นับจากราก </w:t>
+      </w:r>
+      <w:r>
+        <w:rPr>
+          <w:rFonts w:ascii="Courier New" w:hAnsi="Courier New" w:eastAsia="Courier New" w:cs="Tahoma"/>
+        </w:rPr>
+        <w:t>sbp-prototype/</w:t>
+      </w:r>
+      <w:r>
+        <w:t>). Use these ranges to preserve business behavior while implementing the target Node job.</w:t>
       </w:r>
     </w:p>
     <w:p>
@@ -8326,7 +8352,7 @@
                 <w:b/>
                 <w:sz w:val="18"/>
               </w:rPr>
-              <w:t>เพิ่ม `case 'sgi-job-9-sync-new-store-to-document':`</w:t>
+              <w:t>เพิ่ม `case 'sgi-sync-new-store-to-document':`</w:t>
             </w:r>
             <w:r>
               <w:rPr>
@@ -8543,7 +8569,7 @@
         <w:pageBreakBefore w:val="0"/>
       </w:pPr>
       <w:r>
-        <w:t>การลงทะเบียนใน `src/main.ts` (job `sgi-job-9-sync-new-store-to-document`)</w:t>
+        <w:t>การลงทะเบียนใน `src/main.ts` (job `sgi-sync-new-store-to-document`)</w:t>
       </w:r>
     </w:p>
     <w:p>
@@ -8558,7 +8584,7 @@
         </w:rPr>
         <w:t>// src/main.ts — เพิ่มเคสนี้ในสวิตช์เดิม (เรียงต่อจาก job ของ SGI ตัวก่อนหน้า)</w:t>
         <w:br/>
-        <w:t xml:space="preserve">      case 'sgi-job-9-sync-new-store-to-document': {</w:t>
+        <w:t xml:space="preserve">      case 'sgi-sync-new-store-to-document': {</w:t>
         <w:br/>
         <w:t xml:space="preserve">        const { SyncNewStoreToDocumentService } = await import('./modules/sgi/job-9-sync-new-store-to-document.service');</w:t>
         <w:br/>
@@ -8585,7 +8611,7 @@
         <w:rPr>
           <w:rFonts w:ascii="Courier New" w:hAnsi="Courier New" w:eastAsia="Courier New" w:cs="Tahoma"/>
         </w:rPr>
-        <w:t>StatementService.logInterfest('sgi-job-9-sync-new-store-to-document', input)</w:t>
+        <w:t>StatementService.logInterfest('sgi-sync-new-store-to-document', input)</w:t>
       </w:r>
       <w:r>
         <w:t xml:space="preserve"> ให้อยู่แล้วก่อนเข้าสวิตช์ → </w:t>
@@ -8649,10 +8675,19 @@
         <w:rPr>
           <w:rFonts w:ascii="Courier New" w:hAnsi="Courier New" w:eastAsia="Courier New" w:cs="Tahoma"/>
         </w:rPr>
-        <w:t>30 17 7-31 * *</w:t>
+        <w:t>0 18 7-31 * *</w:t>
       </w:r>
       <w:r>
-        <w:t xml:space="preserve"> (วันที่ 7–31 เวลา 17:30) — ⚠️ </w:t>
+        <w:t xml:space="preserve"> (วันที่ 7–31 เวลา 18:00 — </w:t>
+      </w:r>
+      <w:r>
+        <w:rPr>
+          <w:b/>
+        </w:rPr>
+        <w:t>เหลื่อมหลัง Job 8 (17:30) เพราะต้องรอ doc_no</w:t>
+      </w:r>
+      <w:r>
+        <w:t xml:space="preserve"> · ⚠️ ต้องตั้ง dependency ที่ AWS Batch) — ⚠️ </w:t>
       </w:r>
       <w:r>
         <w:rPr>
@@ -8735,10 +8770,6 @@
         <w:br/>
         <w:t xml:space="preserve">  cron: string;</w:t>
         <w:br/>
-        <w:t xml:space="preserve">  /** กำหนดการรัน (Cron) — ใช้รอบเดิม แต่ปลายทางเป็น DB ภายใน */</w:t>
-        <w:br/>
-        <w:t xml:space="preserve">  cron: string;</w:t>
-        <w:br/>
         <w:t xml:space="preserve">  /** Target table — upsert ด้วย doc_no / new_store_code */</w:t>
         <w:br/>
         <w:t xml:space="preserve">  targetTable: string;</w:t>
@@ -8768,9 +8799,7 @@
         <w:br/>
         <w:t xml:space="preserve">  enabled = (process.env.SGI_JOB9_ENABLED ?? 'true') === 'true';</w:t>
         <w:br/>
-        <w:t xml:space="preserve">  cron = process.env.SGI_JOB9_CRON ?? '30 17 7-31 * *';</w:t>
-        <w:br/>
-        <w:t xml:space="preserve">  cron = process.env.SGI_JOB9_CRON ?? '30 17 7-31 * *'; // TODO: แก้ผ่าน env/config file แล้ว deploy</w:t>
+        <w:t xml:space="preserve">  cron = process.env.SGI_JOB9_CRON ?? '0 18 7-31 * *';</w:t>
         <w:br/>
         <w:t xml:space="preserve">  targetTable = process.env.SGI_JOB9_TARGET_TABLE ?? 'sgi_document_new_stores'; // TODO: ค่าคงที่ทางธุรกิจ — เปลี่ยนต้องผ่านการอนุมัติ</w:t>
         <w:br/>
@@ -9584,7 +9613,7 @@
                 <w:rFonts w:ascii="Arial" w:hAnsi="Arial" w:eastAsia="Arial" w:cs="Tahoma"/>
                 <w:sz w:val="18"/>
               </w:rPr>
-              <w:t>[err] คงสถานะรอ sync / log pending</w:t>
+              <w:t>[บันทึกผลแล้วไป record ถัดไป] คงสถานะรอ sync / log pending</w:t>
             </w:r>
           </w:p>
         </w:tc>
@@ -10288,7 +10317,9 @@
         <w:br/>
         <w:t xml:space="preserve">    const startedAt = Date.now();</w:t>
         <w:br/>
-        <w:t xml:space="preserve">    // TODO: state ถือ counter (read/written/skipped/rejected) และค่าจาก job9Config</w:t>
+        <w:t xml:space="preserve">    // TODO: state ถือ candidates ที่อ่านมา + counter (read/written/skipped/rejected/marked)</w:t>
+        <w:br/>
+        <w:t xml:space="preserve">    //       และค่าจาก job9Config — ทุก counter ต้องถูกอัปเดตจาก record จริง ไม่ใช่ค่าคงที่</w:t>
         <w:br/>
         <w:t xml:space="preserve">    const state = this.service.createState(ctx);</w:t>
         <w:br/>
@@ -10298,11 +10329,27 @@
         <w:br/>
         <w:t xml:space="preserve">      await this.service.step02Query(state);</w:t>
         <w:br/>
+        <w:t xml:space="preserve">      // TODO: candidate มาจากขั้นอ่านข้อมูลด้านบน — ลูปนี้จำเป็นเพราะมี branch ระดับ record</w:t>
+        <w:br/>
+        <w:t xml:space="preserve">      //       (ขั้นที่ตัดสินรายแถวจะ `continue`/`return` ออกจากรอบของ record นั้น)</w:t>
+        <w:br/>
+        <w:t xml:space="preserve">      //       เยื้องบรรทัดในลูปให้เรียบร้อยตอนคัดลอกเข้าโปรเจกต์จริง</w:t>
+        <w:br/>
+        <w:t xml:space="preserve">      for (const record of state.candidates) {</w:t>
+        <w:br/>
         <w:t xml:space="preserve">      // ขั้นที่ 3 (decision): มี sgi_compensation_documents ของ impact_process_id แล้ว?</w:t>
         <w:br/>
         <w:t xml:space="preserve">      const ok03 = await this.service.check03Document(state);</w:t>
         <w:br/>
-        <w:t xml:space="preserve">      if (!ok03) throw new JobFailedError('JOB9_STEP03', 'คงสถานะรอ sync / log pending');</w:t>
+        <w:t xml:space="preserve">      if (!ok03) { // NO → คงสถานะรอ sync / log pending</w:t>
+        <w:br/>
+        <w:t xml:space="preserve">        await this.service.mark03(state);</w:t>
+        <w:br/>
+        <w:t xml:space="preserve">        state.marked += 1;</w:t>
+        <w:br/>
+        <w:t xml:space="preserve">        continue; // ไป record ถัดไป — ไม่ใช่ error ของทั้ง job</w:t>
+        <w:br/>
+        <w:t xml:space="preserve">      }</w:t>
         <w:br/>
         <w:t xml:space="preserve">      // ขั้นที่ 4 (decision): compensate_percent ครบและอยู่ในช่วง 0..100 ทุกแถว? · TODO: COALESCE(adjust_compensate_percent, forecast_compensate_percent) ต้องไม่เป็น NULL</w:t>
         <w:br/>
@@ -10327,6 +10374,8 @@
         <w:t xml:space="preserve">        await this.service.step07WriteFile(state, manager);</w:t>
         <w:br/>
         <w:t xml:space="preserve">      });</w:t>
+        <w:br/>
+        <w:t xml:space="preserve">      }</w:t>
         <w:br/>
         <w:t xml:space="preserve">      return this.summarize(state, 'SUCCESS', startedAt);</w:t>
         <w:br/>
@@ -10435,7 +10484,13 @@
         <w:t xml:space="preserve">  constructor(@Inject('DATA_SOURCE') private readonly dataSource: DataSource) {}</w:t>
         <w:br/>
         <w:br/>
-        <w:t xml:space="preserve">  async runExclusive&lt;T&gt;(jobNo: string, fn: () =&gt; Promise&lt;T&gt;): Promise&lt;T | { status: 'SKIPPED_LOCKED' }&gt; {</w:t>
+        <w:t xml:space="preserve">  // period = งวดที่รอบนี้ทำงาน ('YYYY-MM') — เป็นส่วนหนึ่งของคีย์ล็อก ไม่ใช่แค่หมายเลข job</w:t>
+        <w:br/>
+        <w:t xml:space="preserve">  // (เจอจริง 2026-09-09: ล็อกด้วย jobNo อย่างเดียว = คนละงวดก็รันพร้อมกันไม่ได้</w:t>
+        <w:br/>
+        <w:t xml:space="preserve">  //  ทั้งที่เอกสารระบุว่าคนละงวดต้องรันขนานกันได้ · ส่ง period = null ถ้าต้องการล็อกทั้ง job)</w:t>
+        <w:br/>
+        <w:t xml:space="preserve">  async runExclusive&lt;T&gt;(jobNo: string, period: string | null, fn: () =&gt; Promise&lt;T&gt;): Promise&lt;T | { status: 'SKIPPED_LOCKED' }&gt; {</w:t>
         <w:br/>
         <w:t xml:space="preserve">    // TODO: ต้องใช้ QueryRunner (connection เดียวบน master) — dataSource.query() ของโปรเจกต์นี้</w:t>
         <w:br/>
@@ -10445,7 +10500,19 @@
         <w:br/>
         <w:t xml:space="preserve">    await runner.connect();</w:t>
         <w:br/>
-        <w:t xml:space="preserve">    const objectId = JOB_LOCK_KEYS[jobNo];</w:t>
+        <w:t xml:space="preserve">    // pg_try_advisory_lock(int4, int4) — objectId ต้องอยู่ในช่วง int4</w:t>
+        <w:br/>
+        <w:t xml:space="preserve">    //   ล็อกทั้ง job : objectId = JOB_LOCK_KEYS[jobNo]</w:t>
+        <w:br/>
+        <w:t xml:space="preserve">    //   ล็อกรายงวด  : ผสมงวดเข้าไปด้วย hashtext() แล้วบีบให้อยู่ในช่วงที่ปลอดภัย</w:t>
+        <w:br/>
+        <w:t xml:space="preserve">    const baseId = JOB_LOCK_KEYS[jobNo];</w:t>
+        <w:br/>
+        <w:t xml:space="preserve">    const objectId = period === null ? baseId</w:t>
+        <w:br/>
+        <w:t xml:space="preserve">      : (await runner.query('SELECT (hashtext($1) &amp; 2147483647) % 1000000 + $2 * 1000000 AS id',</w:t>
+        <w:br/>
+        <w:t xml:space="preserve">                            [period, baseId]))[0].id;</w:t>
         <w:br/>
         <w:t xml:space="preserve">    try {</w:t>
         <w:br/>
@@ -10461,7 +10528,7 @@
         <w:br/>
         <w:t xml:space="preserve">        // TODO: รอบนี้ข้ามไปเฉย ๆ ไม่ถือเป็น error และไม่ต้องส่งอีเมล</w:t>
         <w:br/>
-        <w:t xml:space="preserve">        this.logger.warn(JSON.stringify({ event: 'job.skipped.locked', jobNo }));</w:t>
+        <w:t xml:space="preserve">        this.logger.warn(JSON.stringify({ event: 'job.skipped.locked', jobNo, period }));</w:t>
         <w:br/>
         <w:t xml:space="preserve">        return { status: 'SKIPPED_LOCKED' };</w:t>
         <w:br/>
@@ -11205,7 +11272,7 @@
         <w:br/>
         <w:t>-- คอลัมน์มาจาก DDL จริงของตารางนี้ (ห้าม SELECT *) · ตรวจว่ามี index รองรับ WHERE ก่อนขึ้น prod</w:t>
         <w:br/>
-        <w:t>SELECT id, account_month, account_year, allmap_url, approver_snapshot, created_at, created_by, current_section_code, doc_no, impact_month, impact_process_id, impacted_store_code   -- ตัดคอลัมน์ที่ job นี้ไม่ได้ใช้ออก (ทั้งตารางมี 25 คอลัมน์)</w:t>
+        <w:t>SELECT id, account_month, account_year, allmap_url, approver_snapshot, created_at, created_by, current_section_code, doc_no, impact_compensation_id, impact_month, impact_process_id   -- ตัดคอลัมน์ที่ job นี้ไม่ได้ใช้ออก (ทั้งตารางมี 26 คอลัมน์)</w:t>
         <w:br/>
         <w:t xml:space="preserve">  FROM sgi_compensation_documents</w:t>
         <w:br/>
@@ -11222,13 +11289,13 @@
         <w:br/>
         <w:t>INSERT INTO sgi_document_new_stores</w:t>
         <w:br/>
-        <w:t xml:space="preserve">  (doc_no, new_store_code, compensate_percent, source_system, compensation_amount, distance_km)</w:t>
-        <w:br/>
-        <w:t>VALUES ($1 /* doc_no */, $2 /* new_store_code */, $3 /* compensate_percent */, $4 /* source_system */, $5 /* compensation_amount */, $6 /* distance_km */)</w:t>
+        <w:t xml:space="preserve">  (doc_no, new_store_code, compensate_percent, source_system, compensation_amount, distance_km, source_row_id)</w:t>
+        <w:br/>
+        <w:t>VALUES ($1 /* doc_no */, $2 /* new_store_code */, $3 /* compensate_percent */, $4 /* source_system */, $5 /* compensation_amount */, $6 /* distance_km */, $7 /* source_row_id */)</w:t>
         <w:br/>
         <w:t>ON CONFLICT (doc_no, new_store_code)   -- unique key จริงตาม DDL ของ sgi_document_new_stores (ห้ามเดา)</w:t>
         <w:br/>
-        <w:t>DO UPDATE SET compensate_percent = EXCLUDED.compensate_percent, source_system = EXCLUDED.source_system, compensation_amount = EXCLUDED.compensation_amount, distance_km = EXCLUDED.distance_km,</w:t>
+        <w:t>DO UPDATE SET compensate_percent = EXCLUDED.compensate_percent, source_system = EXCLUDED.source_system, compensation_amount = EXCLUDED.compensation_amount, distance_km = EXCLUDED.distance_km, source_row_id = EXCLUDED.source_row_id,</w:t>
         <w:br/>
         <w:t xml:space="preserve">       updated_at = NOW();</w:t>
       </w:r>
@@ -11438,13 +11505,34 @@
         <w:keepLines/>
       </w:pPr>
       <w:r>
-        <w:t xml:space="preserve">สั่งรันนอกรอบผ่าน CLI/runbook เท่านั้น (ไม่มีหน้าจอและไม่มี Job Admin API): </w:t>
+        <w:t xml:space="preserve">สั่งรันนอกรอบผ่าน CLI/runbook เท่านั้น (ไม่มีหน้าจอและไม่มี Job Admin API) — local: </w:t>
       </w:r>
       <w:r>
         <w:rPr>
           <w:rFonts w:ascii="Courier New" w:hAnsi="Courier New" w:eastAsia="Courier New" w:cs="Tahoma"/>
         </w:rPr>
-        <w:t>node dist/batch/cli.js --job=9 --period=&lt;YYYYMM&gt;</w:t>
+        <w:t>JOB_NAME=sgi-sync-new-store-to-document INPUT='{"year":2026,"month":6}' npm run start</w:t>
+      </w:r>
+      <w:r>
+        <w:t xml:space="preserve"> · AWS Batch: </w:t>
+      </w:r>
+      <w:r>
+        <w:rPr>
+          <w:rFonts w:ascii="Courier New" w:hAnsi="Courier New" w:eastAsia="Courier New" w:cs="Tahoma"/>
+        </w:rPr>
+        <w:t>node dist/main.js '{"year":2026,"month":6}' sgi-sync-new-store-to-document</w:t>
+      </w:r>
+      <w:r>
+        <w:t xml:space="preserve"> (quote เดี่ยวครอบ JSON เสมอ) · ตรวจผลด้วย </w:t>
+      </w:r>
+      <w:r>
+        <w:rPr>
+          <w:rFonts w:ascii="Courier New" w:hAnsi="Courier New" w:eastAsia="Courier New" w:cs="Tahoma"/>
+        </w:rPr>
+        <w:t>echo $?</w:t>
+      </w:r>
+      <w:r>
+        <w:t xml:space="preserve"> ต้องเป็น 0 เมื่อสำเร็จ</w:t>
       </w:r>
     </w:p>
     <w:p>

--- a/LLDD/word/Jobs/LLDD-BE-Job-9-SyncNewStoreToDocument.docx
+++ b/LLDD/word/Jobs/LLDD-BE-Job-9-SyncNewStoreToDocument.docx
@@ -343,7 +343,7 @@
         <w:keepNext w:val="0"/>
       </w:pPr>
       <w:r>
-        <w:t>บันทึกร้านเปิดใหม่เข้าเอกสาร: อ่านโปรไฟล์ร้านเปิดใหม่และค่า forecast/adjust แล้วบันทึกเข้า sgi_document_new_stores ผ่าน Document Service โดยตรง แทนการเขียนไฟล์ BPM06002O และ SFTP ไป impactprofile</w:t>
+        <w:t>บันทึกร้านเปิดใหม่เข้าเอกสาร: อ่านโปรไฟล์ร้านเปิดใหม่และค่า forecast/adjust แล้วบันทึกเข้า document_new_stores ผ่าน Document Service โดยตรง แทนการเขียนไฟล์ BPM06002O และ SFTP ไป impactprofile</w:t>
       </w:r>
     </w:p>
     <w:p>
@@ -372,7 +372,7 @@
         <w:keepLines/>
       </w:pPr>
       <w:r>
-        <w:t>Phase: C</w:t>
+        <w:t>Phase: B</w:t>
       </w:r>
     </w:p>
     <w:p>
@@ -381,7 +381,7 @@
         <w:keepLines/>
       </w:pPr>
       <w:r>
-        <w:t>Output: sgi_document_new_stores (DB)</w:t>
+        <w:t>Output: document_new_stores (DB)</w:t>
       </w:r>
     </w:p>
     <w:p>
@@ -3359,7 +3359,7 @@
                 <w:rFonts w:ascii="Arial" w:hAnsi="Arial" w:eastAsia="Arial" w:cs="Tahoma"/>
                 <w:sz w:val="18"/>
               </w:rPr>
-              <w:t>มี sgi_compensation_documents ของ impact_process_id แล้ว? | No: คงสถานะรอ sync / log pending</w:t>
+              <w:t>มี compensation_documents ของ impact_process_id แล้ว? | No: คงสถานะรอ sync / log pending</w:t>
             </w:r>
           </w:p>
         </w:tc>
@@ -3469,7 +3469,7 @@
                 <w:rFonts w:ascii="Arial" w:hAnsi="Arial" w:eastAsia="Arial" w:cs="Tahoma"/>
                 <w:sz w:val="18"/>
               </w:rPr>
-              <w:t>upsert sgi_document_new_stores (compensate_percent = COALESCE(adjust_compensate_percent, forecast_compensate_percent) · compensation_amount = COALESCE(adjust_amount, forecast_amount))</w:t>
+              <w:t>upsert document_new_stores (forecast/percent = NVL(adjust_n, forecast_n))</w:t>
             </w:r>
           </w:p>
         </w:tc>
@@ -3579,7 +3579,7 @@
                 <w:rFonts w:ascii="Arial" w:hAnsi="Arial" w:eastAsia="Arial" w:cs="Tahoma"/>
                 <w:sz w:val="18"/>
               </w:rPr>
-              <w:t>insert sgi_interface_transactions: data_name = NEW_STORE · direction = INTERNAL · status = COMPLETED (ไม่สร้างไฟล์ BPM06002O แล้ว — เขียน DB ตรงจึงไม่มี ACK ให้รอ)</w:t>
+              <w:t>บันทึก interface_transactions เป็น INTERNAL_DB_WRITE (ไม่สร้างไฟล์ BPM06002O)</w:t>
             </w:r>
           </w:p>
         </w:tc>
@@ -4708,7 +4708,7 @@
                 <w:rFonts w:ascii="Arial" w:hAnsi="Arial" w:eastAsia="Arial" w:cs="Tahoma"/>
                 <w:sz w:val="18"/>
               </w:rPr>
-              <w:t>0 18 7-31 * *</w:t>
+              <w:t>30 17 7-31 * *</w:t>
             </w:r>
           </w:p>
         </w:tc>
@@ -4758,15 +4758,7 @@
                 <w:rFonts w:ascii="Arial" w:hAnsi="Arial" w:eastAsia="Arial" w:cs="Tahoma"/>
                 <w:sz w:val="18"/>
               </w:rPr>
-              <w:t xml:space="preserve">เหลื่อมหลัง Job 8 (17:30) เพราะต้องรอ doc_no · </w:t>
-            </w:r>
-            <w:r>
-              <w:rPr>
-                <w:rFonts w:ascii="Arial" w:hAnsi="Arial" w:eastAsia="Arial" w:cs="Tahoma"/>
-                <w:b/>
-                <w:sz w:val="18"/>
-              </w:rPr>
-              <w:t>เวลาเหลื่อมไม่ใช่การรับประกัน — ต้องตั้ง dependency ที่ AWS Batch</w:t>
+              <w:t>ใช้รอบเดิม แต่ปลายทางเป็น DB ภายใน</w:t>
             </w:r>
           </w:p>
         </w:tc>
@@ -4821,7 +4813,7 @@
                 <w:rFonts w:ascii="Arial" w:hAnsi="Arial" w:eastAsia="Arial" w:cs="Tahoma"/>
                 <w:sz w:val="18"/>
               </w:rPr>
-              <w:t>sgi_document_new_stores</w:t>
+              <w:t>document_new_stores</w:t>
             </w:r>
           </w:p>
         </w:tc>
@@ -4926,7 +4918,7 @@
                 <w:rFonts w:ascii="Arial" w:hAnsi="Arial" w:eastAsia="Arial" w:cs="Tahoma"/>
                 <w:sz w:val="18"/>
               </w:rPr>
-              <w:t>COALESCE(adjust_amount, forecast_amount) จาก sgi_fgi_impact_compensations</w:t>
+              <w:t>NVL(adjust_n, forecast_n)</w:t>
             </w:r>
           </w:p>
         </w:tc>
@@ -6180,7 +6172,7 @@
                 <w:rFonts w:ascii="Arial" w:hAnsi="Arial" w:eastAsia="Arial" w:cs="Tahoma"/>
                 <w:sz w:val="18"/>
               </w:rPr>
-              <w:t>sgi_fgi_impact_compensations</w:t>
+              <w:t>fgi_impact_stores</w:t>
             </w:r>
           </w:p>
         </w:tc>
@@ -6230,7 +6222,7 @@
                 <w:rFonts w:ascii="Arial" w:hAnsi="Arial" w:eastAsia="Arial" w:cs="Tahoma"/>
                 <w:sz w:val="18"/>
               </w:rPr>
-              <w:t>ยอด forecast_amount / adjust_amount รายงวด — ที่มาของ %ชดเชย (ตาราง F1)</w:t>
+              <w:t>โปรไฟล์ร้านเปิดใหม่และค่า forecast/adjust รายงวด</w:t>
             </w:r>
           </w:p>
         </w:tc>
@@ -6260,7 +6252,7 @@
                 <w:rFonts w:ascii="Arial" w:hAnsi="Arial" w:eastAsia="Arial" w:cs="Tahoma"/>
                 <w:sz w:val="18"/>
               </w:rPr>
-              <w:t>sgi_fgi_impact_stores</w:t>
+              <w:t>compensation_documents</w:t>
             </w:r>
           </w:p>
         </w:tc>
@@ -6310,7 +6302,7 @@
                 <w:rFonts w:ascii="Arial" w:hAnsi="Arial" w:eastAsia="Arial" w:cs="Tahoma"/>
                 <w:sz w:val="18"/>
               </w:rPr>
-              <w:t>โปรไฟล์ร้านเปิดใหม่และค่า forecast/adjust รายงวด</w:t>
+              <w:t>หา doc_no จาก impact_process_id</w:t>
             </w:r>
           </w:p>
         </w:tc>
@@ -6340,7 +6332,7 @@
                 <w:rFonts w:ascii="Arial" w:hAnsi="Arial" w:eastAsia="Arial" w:cs="Tahoma"/>
                 <w:sz w:val="18"/>
               </w:rPr>
-              <w:t>sgi_compensation_documents</w:t>
+              <w:t>document_new_stores</w:t>
             </w:r>
           </w:p>
         </w:tc>
@@ -6365,7 +6357,7 @@
                 <w:rFonts w:ascii="Arial" w:hAnsi="Arial" w:eastAsia="Arial" w:cs="Tahoma"/>
                 <w:sz w:val="18"/>
               </w:rPr>
-              <w:t>R</w:t>
+              <w:t>W</w:t>
             </w:r>
           </w:p>
         </w:tc>
@@ -6390,7 +6382,7 @@
                 <w:rFonts w:ascii="Arial" w:hAnsi="Arial" w:eastAsia="Arial" w:cs="Tahoma"/>
                 <w:sz w:val="18"/>
               </w:rPr>
-              <w:t>หา doc_no จาก impact_process_id</w:t>
+              <w:t>บันทึกร้านเปิดใหม่เข้าเอกสารโดยตรง</w:t>
             </w:r>
           </w:p>
         </w:tc>
@@ -6420,7 +6412,7 @@
                 <w:rFonts w:ascii="Arial" w:hAnsi="Arial" w:eastAsia="Arial" w:cs="Tahoma"/>
                 <w:sz w:val="18"/>
               </w:rPr>
-              <w:t>sgi_document_new_stores</w:t>
+              <w:t>interface_transactions</w:t>
             </w:r>
           </w:p>
         </w:tc>
@@ -6470,87 +6462,7 @@
                 <w:rFonts w:ascii="Arial" w:hAnsi="Arial" w:eastAsia="Arial" w:cs="Tahoma"/>
                 <w:sz w:val="18"/>
               </w:rPr>
-              <w:t>บันทึกร้านเปิดใหม่เข้าเอกสารโดยตรง</w:t>
-            </w:r>
-          </w:p>
-        </w:tc>
-      </w:tr>
-      <w:tr>
-        <w:trPr>
-          <w:cantSplit/>
-        </w:trPr>
-        <w:tc>
-          <w:tcPr>
-            <w:tcW w:type="dxa" w:w="3360"/>
-            <w:vAlign w:val="center"/>
-          </w:tcPr>
-          <w:p>
-            <w:pPr>
-              <w:keepLines/>
-              <w:spacing w:after="0"/>
-            </w:pPr>
-            <w:r>
-              <w:rPr>
-                <w:rFonts w:ascii="Arial" w:hAnsi="Arial" w:eastAsia="Arial" w:cs="Tahoma"/>
-                <w:sz w:val="18"/>
-              </w:rPr>
-            </w:r>
-            <w:r>
-              <w:rPr>
-                <w:rFonts w:ascii="Arial" w:hAnsi="Arial" w:eastAsia="Arial" w:cs="Tahoma"/>
-                <w:sz w:val="18"/>
-              </w:rPr>
-              <w:t>sgi_interface_transactions</w:t>
-            </w:r>
-          </w:p>
-        </w:tc>
-        <w:tc>
-          <w:tcPr>
-            <w:tcW w:type="dxa" w:w="3360"/>
-            <w:vAlign w:val="center"/>
-          </w:tcPr>
-          <w:p>
-            <w:pPr>
-              <w:keepLines/>
-              <w:spacing w:after="0"/>
-            </w:pPr>
-            <w:r>
-              <w:rPr>
-                <w:rFonts w:ascii="Arial" w:hAnsi="Arial" w:eastAsia="Arial" w:cs="Tahoma"/>
-                <w:sz w:val="18"/>
-              </w:rPr>
-            </w:r>
-            <w:r>
-              <w:rPr>
-                <w:rFonts w:ascii="Arial" w:hAnsi="Arial" w:eastAsia="Arial" w:cs="Tahoma"/>
-                <w:sz w:val="18"/>
-              </w:rPr>
-              <w:t>W</w:t>
-            </w:r>
-          </w:p>
-        </w:tc>
-        <w:tc>
-          <w:tcPr>
-            <w:tcW w:type="dxa" w:w="3360"/>
-            <w:vAlign w:val="center"/>
-          </w:tcPr>
-          <w:p>
-            <w:pPr>
-              <w:keepLines/>
-              <w:spacing w:after="0"/>
-            </w:pPr>
-            <w:r>
-              <w:rPr>
-                <w:rFonts w:ascii="Arial" w:hAnsi="Arial" w:eastAsia="Arial" w:cs="Tahoma"/>
-                <w:sz w:val="18"/>
-              </w:rPr>
-            </w:r>
-            <w:r>
-              <w:rPr>
-                <w:rFonts w:ascii="Arial" w:hAnsi="Arial" w:eastAsia="Arial" w:cs="Tahoma"/>
-                <w:sz w:val="18"/>
-              </w:rPr>
-              <w:t>tracking ภายใน: direction=INTERNAL · status=COMPLETED (ไม่มี ACK ให้รอเพราะเขียน DB ตรง)</w:t>
+              <w:t>tracking ภายใน type=INTERNAL_DB_WRITE</w:t>
             </w:r>
           </w:p>
         </w:tc>
